--- a/documents/ethics/lab component/Debrief.docx
+++ b/documents/ethics/lab component/Debrief.docx
@@ -69,7 +69,19 @@
         <w:rPr>
           <w:rFonts w:ascii="Bahnschrift SemiCondensed" w:hAnsi="Bahnschrift SemiCondensed"/>
         </w:rPr>
-        <w:t xml:space="preserve">In humans, closed-eye stroboscopic light stimulation (SLS) can induce visual experiences such as moving geometric patterns, colours, and in some cases more complex or meaningful imagery. These effects arise from the way rhythmic visual input interacts with activity in the visual system. The aim of this study is to take a deeper look into how geometric and complex hallucinations take place. </w:t>
+        <w:t xml:space="preserve">In humans, closed-eye stroboscopic light stimulation (SLS) can induce </w:t>
+      </w:r>
+      <w:r>
+        <w:rPr>
+          <w:rFonts w:ascii="Bahnschrift SemiCondensed" w:hAnsi="Bahnschrift SemiCondensed"/>
+        </w:rPr>
+        <w:t>perceptual</w:t>
+      </w:r>
+      <w:r>
+        <w:rPr>
+          <w:rFonts w:ascii="Bahnschrift SemiCondensed" w:hAnsi="Bahnschrift SemiCondensed"/>
+        </w:rPr>
+        <w:t xml:space="preserve"> experiences such as moving geometric patterns, colours, and in some cases more complex or meaningful imagery. These effects arise from the way rhythmic visual input interacts with activity in the visual system. The aim of this study is to take a deeper look into how geometric and complex hallucinations take place. </w:t>
       </w:r>
     </w:p>
     <w:p>
@@ -82,21 +94,7 @@
         <w:rPr>
           <w:rFonts w:ascii="Bahnschrift SemiCondensed" w:hAnsi="Bahnschrift SemiCondensed"/>
         </w:rPr>
-        <w:t xml:space="preserve">The goal of the current study is to understand why individuals differ in the types of experiences they report during stroboscopic stimulation. </w:t>
-      </w:r>
-      <w:proofErr w:type="gramStart"/>
-      <w:r>
-        <w:rPr>
-          <w:rFonts w:ascii="Bahnschrift SemiCondensed" w:hAnsi="Bahnschrift SemiCondensed"/>
-        </w:rPr>
-        <w:t>In particular, we</w:t>
-      </w:r>
-      <w:proofErr w:type="gramEnd"/>
-      <w:r>
-        <w:rPr>
-          <w:rFonts w:ascii="Bahnschrift SemiCondensed" w:hAnsi="Bahnschrift SemiCondensed"/>
-        </w:rPr>
-        <w:t xml:space="preserve"> are interested in distinguishing between simple geometric visual phenomena (e.g. lattices, spirals, tunnels) and more complex or semantically structured content, and whether these are supported by different underlying mechanisms. We are also investigating how individual differences in visual imagery, cortical excitability (measured using TMS), and phenomenological control relate to these experiences.</w:t>
+        <w:t>The goal of the current study is to understand why individuals differ in the types of experiences they report during stroboscopic stimulation. In particular, we are interested in distinguishing between simple geometric visual phenomena (e.g. lattices, spirals, tunnels) and more complex or semantically structured content, and whether these are supported by different underlying mechanisms. We are also investigating how individual differences in visual imagery, cortical excitability (measured using TMS), and phenomenological control relate to these experiences.</w:t>
       </w:r>
     </w:p>
     <w:p>
@@ -344,6 +342,46 @@
     </w:p>
     <w:p>
       <w:pPr>
+        <w:spacing w:line="480" w:lineRule="auto"/>
+        <w:rPr>
+          <w:rFonts w:ascii="Bahnschrift SemiCondensed" w:hAnsi="Bahnschrift SemiCondensed"/>
+        </w:rPr>
+      </w:pPr>
+      <w:r>
+        <w:rPr>
+          <w:rFonts w:ascii="Bahnschrift SemiCondensed" w:hAnsi="Bahnschrift SemiCondensed"/>
+        </w:rPr>
+        <w:t>If you would like to be invited to take part in more research, please leave your email address here:</w:t>
+      </w:r>
+    </w:p>
+    <w:p>
+      <w:pPr>
+        <w:rPr>
+          <w:rFonts w:ascii="Bahnschrift SemiCondensed" w:hAnsi="Bahnschrift SemiCondensed"/>
+        </w:rPr>
+      </w:pPr>
+      <w:r>
+        <w:rPr>
+          <w:rFonts w:ascii="Bahnschrift SemiCondensed" w:hAnsi="Bahnschrift SemiCondensed"/>
+        </w:rPr>
+        <w:t>-------------------------------------------------------</w:t>
+      </w:r>
+    </w:p>
+    <w:p>
+      <w:pPr>
+        <w:rPr>
+          <w:rFonts w:ascii="Bahnschrift SemiCondensed" w:hAnsi="Bahnschrift SemiCondensed"/>
+        </w:rPr>
+      </w:pPr>
+      <w:r>
+        <w:rPr>
+          <w:rFonts w:ascii="Bahnschrift SemiCondensed" w:hAnsi="Bahnschrift SemiCondensed"/>
+        </w:rPr>
+        <w:t>Thank you again!</w:t>
+      </w:r>
+    </w:p>
+    <w:p>
+      <w:pPr>
         <w:rPr>
           <w:rFonts w:ascii="Bahnschrift SemiCondensed" w:hAnsi="Bahnschrift SemiCondensed"/>
           <w:b/>
@@ -356,6 +394,12 @@
           <w:rFonts w:ascii="Bahnschrift SemiCondensed" w:hAnsi="Bahnschrift SemiCondensed"/>
         </w:rPr>
         <w:t>Róisín Sharma – Psychology Undergraduate</w:t>
+      </w:r>
+      <w:r>
+        <w:rPr>
+          <w:rFonts w:ascii="Bahnschrift SemiCondensed" w:hAnsi="Bahnschrift SemiCondensed"/>
+        </w:rPr>
+        <w:t xml:space="preserve"> Student</w:t>
       </w:r>
       <w:r>
         <w:rPr>
